--- a/round1/output/docx_sections/IT IT.docx
+++ b/round1/output/docx_sections/IT IT.docx
@@ -81,12 +81,11 @@
       </w:r>
     </w:p>
     <w:p>
-      <w:pPr/>
+      <w:pPr>
+        <w:pStyle w:val="Heading3"/>
+      </w:pPr>
       <w:r>
-        <w:rPr>
-          <w:rStyle w:val="Heading3Char"/>
-          <w:rFonts w:ascii="Aptos" w:hAnsi="Aptos"/>
-        </w:rPr>
+        <w:rPr/>
         <w:t>Process:</w:t>
       </w:r>
     </w:p>
@@ -102,13 +101,16 @@
       </w:r>
     </w:p>
     <w:p>
-      <w:pPr/>
+      <w:pPr>
+        <w:pStyle w:val="Heading3"/>
+      </w:pPr>
       <w:r>
-        <w:rPr>
-          <w:rStyle w:val="Heading3Char"/>
-          <w:rFonts w:ascii="Aptos" w:hAnsi="Aptos"/>
-        </w:rPr>
-        <w:t>Expectations:</w:t>
+        <w:rPr/>
+        <w:t>Expect</w:t>
+      </w:r>
+      <w:r>
+        <w:rPr/>
+        <w:t>ation:</w:t>
       </w:r>
     </w:p>
     <w:p>
